--- a/docs/Vicji-GBP-Setup-Guide.docx
+++ b/docs/Vicji-GBP-Setup-Guide.docx
@@ -362,7 +362,7 @@
         </w:rPr>
         <w:t xml:space="preserve">If Vicji doesn't have a Gmail account, create one first at </w:t>
       </w:r>
-      <w:hyperlink w:history="1" r:id="rIdo9tx3faplxxm3f7bqee4m">
+      <w:hyperlink w:history="1" r:id="rIdkrmowubhaqkg4vphmlk8v">
         <w:r>
           <w:rPr>
             <w:rFonts w:ascii="Calibri" w:cs="Calibri" w:eastAsia="Calibri" w:hAnsi="Calibri"/>
@@ -3618,7 +3618,26 @@
           <w:sz w:val="22"/>
           <w:szCs w:val="22"/>
         </w:rPr>
-        <w:t xml:space="preserve">Cartão de crédito: No (unless Vicji sets up Mercado Pago/Stripe)</w:t>
+        <w:t xml:space="preserve">Cartão de crédito: Yes</w:t>
+      </w:r>
+    </w:p>
+    <w:p>
+      <w:pPr>
+        <w:pStyle w:val="ListParagraph"/>
+        <w:numPr>
+          <w:ilvl w:val="0"/>
+          <w:numId w:val="2"/>
+        </w:numPr>
+        <w:spacing w:after="80" w:line="320"/>
+      </w:pPr>
+      <w:r>
+        <w:rPr>
+          <w:rFonts w:ascii="Calibri" w:cs="Calibri" w:eastAsia="Calibri" w:hAnsi="Calibri"/>
+          <w:color w:val="2C3539"/>
+          <w:sz w:val="22"/>
+          <w:szCs w:val="22"/>
+        </w:rPr>
+        <w:t xml:space="preserve">Cartão de débito: Yes</w:t>
       </w:r>
     </w:p>
     <w:p>

--- a/docs/Vicji-GBP-Setup-Guide.docx
+++ b/docs/Vicji-GBP-Setup-Guide.docx
@@ -362,7 +362,7 @@
         </w:rPr>
         <w:t xml:space="preserve">If Vicji doesn't have a Gmail account, create one first at </w:t>
       </w:r>
-      <w:hyperlink w:history="1" r:id="rIdkrmowubhaqkg4vphmlk8v">
+      <w:hyperlink w:history="1" r:id="rIdd7xotuu-vyafgw8i-hzdm">
         <w:r>
           <w:rPr>
             <w:rFonts w:ascii="Calibri" w:cs="Calibri" w:eastAsia="Calibri" w:hAnsi="Calibri"/>
@@ -2051,7 +2051,7 @@
                 <w:sz w:val="20"/>
                 <w:szCs w:val="20"/>
               </w:rPr>
-              <w:t xml:space="preserve">Massagem tailandesa tradicional em Atibaia, no Espaço Clô. Vicji</w:t>
+              <w:t xml:space="preserve">A Thai massage tradicional em Atibaia, no Espaço Clô. Vicji se</w:t>
             </w:r>
           </w:p>
           <w:p>
@@ -2065,7 +2065,7 @@
                 <w:sz w:val="20"/>
                 <w:szCs w:val="20"/>
               </w:rPr>
-              <w:t xml:space="preserve">aprendeu a prática na Sunshine Massage School, em Chiang Mai,</w:t>
+              <w:t xml:space="preserve">formou massagista na Tailândia, aprofundou em yoga na Índia, e</w:t>
             </w:r>
           </w:p>
           <w:p>
@@ -2079,7 +2079,7 @@
                 <w:sz w:val="20"/>
                 <w:szCs w:val="20"/>
               </w:rPr>
-              <w:t xml:space="preserve">Tailândia, e trouxe pro Brasil o trabalho corporal que respeita</w:t>
+              <w:t xml:space="preserve">oferece um trabalho corporal integrado em três dimensões: físico,</w:t>
             </w:r>
           </w:p>
           <w:p>
@@ -2093,7 +2093,7 @@
                 <w:sz w:val="20"/>
                 <w:szCs w:val="20"/>
               </w:rPr>
-              <w:t xml:space="preserve">o tempo do corpo: presença, ritmo meditativo, alongamentos</w:t>
+              <w:t xml:space="preserve">energético e espiritual. Único no Brasil oferecendo esse</w:t>
             </w:r>
           </w:p>
           <w:p>
@@ -2107,7 +2107,7 @@
                 <w:sz w:val="20"/>
                 <w:szCs w:val="20"/>
               </w:rPr>
-              <w:t xml:space="preserve">assistidos e pressão consciente nas linhas de energia (sen).</w:t>
+              <w:t xml:space="preserve">atendimento. Sessões de Thai Massage Tradicional (2h ou 3h) e</w:t>
             </w:r>
           </w:p>
           <w:p>
@@ -2121,7 +2121,7 @@
                 <w:sz w:val="20"/>
                 <w:szCs w:val="20"/>
               </w:rPr>
-              <w:t xml:space="preserve">Sessões de 60, 90 ou 120 minutos. Atendimento sob agendamento</w:t>
+              <w:t xml:space="preserve">Liberação de Quadril (1h30). Atendimento sob agendamento via</w:t>
             </w:r>
           </w:p>
           <w:p>
@@ -2135,7 +2135,7 @@
                 <w:sz w:val="20"/>
                 <w:szCs w:val="20"/>
               </w:rPr>
-              <w:t xml:space="preserve">via WhatsApp. Atende brasileiros e clientes internacionais</w:t>
+              <w:t xml:space="preserve">WhatsApp. Brasileiros e clientes internacionais (inglês fluente).</w:t>
             </w:r>
           </w:p>
           <w:p>
@@ -2149,7 +2149,7 @@
                 <w:sz w:val="20"/>
                 <w:szCs w:val="20"/>
               </w:rPr>
-              <w:t xml:space="preserve">(inglês fluente). Aceita Pix e dinheiro (reais, dólar, euro).</w:t>
+              <w:t xml:space="preserve">Pix, dinheiro, cartão de crédito ou débito, e moedas estrangeiras</w:t>
             </w:r>
           </w:p>
           <w:p>
@@ -2163,7 +2163,7 @@
                 <w:sz w:val="20"/>
                 <w:szCs w:val="20"/>
               </w:rPr>
-              <w:t xml:space="preserve">Em breve em Itacaré, Bahia.</w:t>
+              <w:t xml:space="preserve">(USD, EUR). Em breve em Itacaré, Bahia.</w:t>
             </w:r>
           </w:p>
         </w:tc>
@@ -2252,7 +2252,7 @@
           <w:sz w:val="22"/>
           <w:szCs w:val="22"/>
         </w:rPr>
-        <w:t xml:space="preserve">Massagem Tailandesa, 60 minutos</w:t>
+        <w:t xml:space="preserve">Thai Massage Tradicional, 2 horas</w:t>
       </w:r>
     </w:p>
     <w:p>
@@ -2306,7 +2306,7 @@
           <w:sz w:val="22"/>
           <w:szCs w:val="22"/>
         </w:rPr>
-        <w:t xml:space="preserve">R$ 390</w:t>
+        <w:t xml:space="preserve">R$ 330</w:t>
       </w:r>
     </w:p>
     <w:p>
@@ -2333,7 +2333,7 @@
           <w:sz w:val="22"/>
           <w:szCs w:val="22"/>
         </w:rPr>
-        <w:t xml:space="preserve">Sessão essencial. Corpo inteiro, ritmo meditativo, alongamentos assistidos e pressão consciente nas linhas de energia (sen). Boa para conhecer o trabalho.</w:t>
+        <w:t xml:space="preserve">Sessão completa de Thai massage tradicional, corpo inteiro dos pés à cabeça. Combina pressões em pontos energéticos (sen) e alongamentos passivos. Liberação muscular, mobilização articular, equilíbrio dos chakras. Sessão recomendada para conhecer o trabalho.</w:t>
       </w:r>
     </w:p>
     <w:p>
@@ -2377,7 +2377,7 @@
           <w:sz w:val="22"/>
           <w:szCs w:val="22"/>
         </w:rPr>
-        <w:t xml:space="preserve">Massagem Tailandesa, 90 minutos</w:t>
+        <w:t xml:space="preserve">Thai Massage Tradicional, 3 horas (imersiva)</w:t>
       </w:r>
     </w:p>
     <w:p>
@@ -2431,7 +2431,7 @@
           <w:sz w:val="22"/>
           <w:szCs w:val="22"/>
         </w:rPr>
-        <w:t xml:space="preserve">R$ 540</w:t>
+        <w:t xml:space="preserve">R$ 480</w:t>
       </w:r>
     </w:p>
     <w:p>
@@ -2458,7 +2458,7 @@
           <w:sz w:val="22"/>
           <w:szCs w:val="22"/>
         </w:rPr>
-        <w:t xml:space="preserve">Sessão recomendada. Tempo para o corpo desacelerar de verdade. Trabalho mais profundo em áreas de maior tensão, sem perder o ritmo da prática.</w:t>
+        <w:t xml:space="preserve">A experiência completa. Cabeça aos pés, com tempo suficiente para o sistema nervoso entrar em coerência. Ideal para quem está há muito tempo sem parar. Trabalho profundo nos três níveis: físico, energético, espiritual.</w:t>
       </w:r>
     </w:p>
     <w:p>
@@ -2502,7 +2502,7 @@
           <w:sz w:val="22"/>
           <w:szCs w:val="22"/>
         </w:rPr>
-        <w:t xml:space="preserve">Massagem Tailandesa Completa, 120 minutos</w:t>
+        <w:t xml:space="preserve">Liberação de Quadril, 1h30</w:t>
       </w:r>
     </w:p>
     <w:p>
@@ -2556,7 +2556,7 @@
           <w:sz w:val="22"/>
           <w:szCs w:val="22"/>
         </w:rPr>
-        <w:t xml:space="preserve">R$ 680</w:t>
+        <w:t xml:space="preserve">R$ 250</w:t>
       </w:r>
     </w:p>
     <w:p>
@@ -2583,7 +2583,7 @@
           <w:sz w:val="22"/>
           <w:szCs w:val="22"/>
         </w:rPr>
-        <w:t xml:space="preserve">Sessão imersiva. A experiência completa, cabeça aos pés, com tempo suficiente para o sistema nervoso entrar em coerência. Ideal para quem está há muito tempo sem parar.</w:t>
+        <w:t xml:space="preserve">Sessão focada na parte inferior do corpo: pernas, quadril, lombar. Harmoniza os chakras inferiores (raiz e sacral). Combina manobras da Thai massage com alongamentos específicos, liberação miofascial e técnicas de descompressão. Centro energético e biomecânico do corpo.</w:t>
       </w:r>
     </w:p>
     <w:p>

--- a/docs/Vicji-GBP-Setup-Guide.docx
+++ b/docs/Vicji-GBP-Setup-Guide.docx
@@ -362,7 +362,7 @@
         </w:rPr>
         <w:t xml:space="preserve">If Vicji doesn't have a Gmail account, create one first at </w:t>
       </w:r>
-      <w:hyperlink w:history="1" r:id="rIdd7xotuu-vyafgw8i-hzdm">
+      <w:hyperlink w:history="1" r:id="rIdr7bu21yckd_32piv0d7i2">
         <w:r>
           <w:rPr>
             <w:rFonts w:ascii="Calibri" w:cs="Calibri" w:eastAsia="Calibri" w:hAnsi="Calibri"/>

--- a/docs/Vicji-GBP-Setup-Guide.docx
+++ b/docs/Vicji-GBP-Setup-Guide.docx
@@ -362,7 +362,7 @@
         </w:rPr>
         <w:t xml:space="preserve">If Vicji doesn't have a Gmail account, create one first at </w:t>
       </w:r>
-      <w:hyperlink w:history="1" r:id="rIdr7bu21yckd_32piv0d7i2">
+      <w:hyperlink w:history="1" r:id="rId-olx0mxf-ndosgalh8ekb">
         <w:r>
           <w:rPr>
             <w:rFonts w:ascii="Calibri" w:cs="Calibri" w:eastAsia="Calibri" w:hAnsi="Calibri"/>

--- a/docs/Vicji-GBP-Setup-Guide.docx
+++ b/docs/Vicji-GBP-Setup-Guide.docx
@@ -362,7 +362,7 @@
         </w:rPr>
         <w:t xml:space="preserve">If Vicji doesn't have a Gmail account, create one first at </w:t>
       </w:r>
-      <w:hyperlink w:history="1" r:id="rId-olx0mxf-ndosgalh8ekb">
+      <w:hyperlink w:history="1" r:id="rIdeahdentapdnikg1a5xb7s">
         <w:r>
           <w:rPr>
             <w:rFonts w:ascii="Calibri" w:cs="Calibri" w:eastAsia="Calibri" w:hAnsi="Calibri"/>

--- a/docs/Vicji-GBP-Setup-Guide.docx
+++ b/docs/Vicji-GBP-Setup-Guide.docx
@@ -362,7 +362,7 @@
         </w:rPr>
         <w:t xml:space="preserve">If Vicji doesn't have a Gmail account, create one first at </w:t>
       </w:r>
-      <w:hyperlink w:history="1" r:id="rIdeahdentapdnikg1a5xb7s">
+      <w:hyperlink w:history="1" r:id="rIddwh0se8-tyzc0fw_qixkl">
         <w:r>
           <w:rPr>
             <w:rFonts w:ascii="Calibri" w:cs="Calibri" w:eastAsia="Calibri" w:hAnsi="Calibri"/>

--- a/docs/Vicji-GBP-Setup-Guide.docx
+++ b/docs/Vicji-GBP-Setup-Guide.docx
@@ -362,7 +362,7 @@
         </w:rPr>
         <w:t xml:space="preserve">If Vicji doesn't have a Gmail account, create one first at </w:t>
       </w:r>
-      <w:hyperlink w:history="1" r:id="rIddwh0se8-tyzc0fw_qixkl">
+      <w:hyperlink w:history="1" r:id="rIdbxmlapkxhtknh4rlkpro7">
         <w:r>
           <w:rPr>
             <w:rFonts w:ascii="Calibri" w:cs="Calibri" w:eastAsia="Calibri" w:hAnsi="Calibri"/>

--- a/docs/Vicji-GBP-Setup-Guide.docx
+++ b/docs/Vicji-GBP-Setup-Guide.docx
@@ -362,7 +362,7 @@
         </w:rPr>
         <w:t xml:space="preserve">If Vicji doesn't have a Gmail account, create one first at </w:t>
       </w:r>
-      <w:hyperlink w:history="1" r:id="rIdbxmlapkxhtknh4rlkpro7">
+      <w:hyperlink w:history="1" r:id="rIdpkjk7awf4dwgts-e3zdvh">
         <w:r>
           <w:rPr>
             <w:rFonts w:ascii="Calibri" w:cs="Calibri" w:eastAsia="Calibri" w:hAnsi="Calibri"/>
